--- a/docs/publication/submissions/jlp_revision_2026-05-08/_archive/RESPONSE_TO_REVIEWERS_KO_v2.docx
+++ b/docs/publication/submissions/jlp_revision_2026-05-08/_archive/RESPONSE_TO_REVIEWERS_KO_v2.docx
@@ -371,6 +371,33 @@
       </w:r>
       <w:r>
         <w:t xml:space="preserve">에 반영되어 있습니다.</w:t>
+      </w:r>
+    </w:p>
+    <w:p>
+      <w:pPr>
+        <w:pStyle w:val="BodyText"/>
+      </w:pPr>
+      <w:r>
+        <w:rPr>
+          <w:b/>
+          <w:bCs/>
+        </w:rPr>
+        <w:t xml:space="preserve">피어 리딩 피드백 (본 개정 패스에서 추가).</w:t>
+      </w:r>
+      <w:r>
+        <w:t xml:space="preserve"> </w:t>
+      </w:r>
+      <w:r>
+        <w:t xml:space="preserve">개정 준비 과정에서 받은 피어 리딩 피드백에 따라 세 개의 추가 Limitations 문장(§8 항목 1, 3, 4)을 추가하여, implementation-verification 대 predictive 구분, piping-vessel coupling 집중, K≥3 retrieval CI-includes-zero caveat를 본문 인라인뿐 아니라 한계 수준에서도 명시적으로 만들었습니다. 동일 패스에서 §6.5에 쿼리 생성 독립성 인정을 추가하고, VES-REAL-001 프레이밍을</w:t>
+      </w:r>
+      <w:r>
+        <w:t xml:space="preserve"> </w:t>
+      </w:r>
+      <w:r>
+        <w:t xml:space="preserve">“이중 검증”</w:t>
+      </w:r>
+      <w:r>
+        <w:t xml:space="preserve">에서 파이프라인 실행 증거로 재조정하였으며(§A.5/§A.6), 위에서 기술한 주장 다운스케일링 절을 적용하였습니다.</w:t>
       </w:r>
     </w:p>
     <w:p>
@@ -1844,6 +1871,36 @@
         <w:t xml:space="preserve">에서 학제별 계산 정확도를 그대로 보고합니다 — piping 50/50, vessel 30/30, rotating 30/30, electrical 30/30, instrumentation 30/30, steel 25/25, civil 25/25 — 모두 1.0000이며 red-flag precision과 recall도 모든 학제에서 1.0000입니다. 이 균일한 정확도가 외부 ground-truth fidelity가 아닌 self-consistency를 측정한다는 caveat을 §8 Limitation 8로 명시적으로 표면화하여 over-read를 방지합니다.</w:t>
       </w:r>
     </w:p>
+    <w:p>
+      <w:pPr>
+        <w:pStyle w:val="BodyText"/>
+      </w:pPr>
+      <w:r>
+        <w:rPr>
+          <w:i/>
+          <w:iCs/>
+        </w:rPr>
+        <w:t xml:space="preserve">후기 보강 (주장 다운스케일링, 피어 리딩 피드백 반영):</w:t>
+      </w:r>
+      <w:r>
+        <w:t xml:space="preserve"> </w:t>
+      </w:r>
+      <w:r>
+        <w:t xml:space="preserve">Abstract, §1 contributions, §9 Conclusion은 이제 학제 간 증거가 piping-vessel 결합(26건 중 22건 검출)에 집중되며 나머지 쌍에 대해서는 탐색적이라는 점을 명시적으로 진술합니다.</w:t>
+      </w:r>
+      <w:r>
+        <w:t xml:space="preserve"> </w:t>
+      </w:r>
+      <w:r>
+        <w:t xml:space="preserve">“7-discipline integrated framework”</w:t>
+      </w:r>
+      <w:r>
+        <w:t xml:space="preserve"> </w:t>
+      </w:r>
+      <w:r>
+        <w:t xml:space="preserve">프레이밍은 아키텍처적 주장으로 보존되지만, 7개 학제 전반에 걸쳐 균등하게 검증된 경험적 증거로는 더 이상 제시되지 않습니다.</w:t>
+      </w:r>
+    </w:p>
     <w:bookmarkEnd w:id="12"/>
     <w:bookmarkStart w:id="13" w:name="X1c18f32351f3c28fee897b8fcd871a861c1aac8"/>
     <w:p>
@@ -3052,7 +3109,7 @@
           <w:b/>
           <w:bCs/>
         </w:rPr>
-        <w:t xml:space="preserve">보충 (실플랜트 검증, 본 개정에서 추가).</w:t>
+        <w:t xml:space="preserve">보충 (실플랜트 파이프라인 실행 증거, 본 개정에서 추가).</w:t>
       </w:r>
       <w:r>
         <w:t xml:space="preserve"> </w:t>
@@ -3176,23 +3233,23 @@
         <w:t xml:space="preserve"> </w:t>
       </w:r>
       <w:r>
-        <w:t xml:space="preserve">로 재현 가능합니다. 따라서 본 개정에서 우리는 본 프레임워크에 대해</w:t>
-      </w:r>
-      <w:r>
-        <w:t xml:space="preserve"> </w:t>
-      </w:r>
-      <w:r>
-        <w:rPr>
-          <w:b/>
-          <w:bCs/>
-        </w:rPr>
-        <w:t xml:space="preserve">합성 + 실데이터 이중 검증(synthetic + real-data dual validation)</w:t>
-      </w:r>
-      <w:r>
-        <w:t xml:space="preserve"> </w:t>
-      </w:r>
-      <w:r>
-        <w:t xml:space="preserve">을 주장할 수 있게 되었습니다. 실제 실패 결과에 대한 예측 검증은 여전히 미해결 향후 과제 항목으로 남습니다(§8 Limitation 1).</w:t>
+        <w:t xml:space="preserve">로 재현 가능합니다. 본 개정은 이를 외부 이중 검증이 아니라</w:t>
+      </w:r>
+      <w:r>
+        <w:t xml:space="preserve"> </w:t>
+      </w:r>
+      <w:r>
+        <w:rPr>
+          <w:b/>
+          <w:bCs/>
+        </w:rPr>
+        <w:t xml:space="preserve">합성 골든 케이스 + 실플랜트 파이프라인 실행 증거(synthetic golden cases + real-plant pipeline-execution evidence)</w:t>
+      </w:r>
+      <w:r>
+        <w:t xml:space="preserve"> </w:t>
+      </w:r>
+      <w:r>
+        <w:t xml:space="preserve">로 위치 짓습니다: 본 부록은 엔진과 검색 파이프라인이 실제 EPC 데이터 시트에서 깨끗하게 실행되고 관할권 관련 mandatory 조항을 표면화함을 입증하지만, 독립 감사된 참조에 대한 외부 정확도 검증을 구성하지는 않습니다(데이터 시트는 설계 입력을 제공하나 독립적으로 측정된 출력은 제공하지 않음). 실제 실패 결과에 대한 예측 검증은 여전히 미해결 향후 과제 항목으로 남습니다(§8 Limitation 1).</w:t>
       </w:r>
     </w:p>
     <w:p>
@@ -5006,6 +5063,51 @@
       </w:r>
       <w:r>
         <w:t xml:space="preserve">에 해당 — 잔존하는 약점을 숨기지 않고 검사 가능하게 만들었습니다.</w:t>
+      </w:r>
+    </w:p>
+    <w:p>
+      <w:pPr>
+        <w:pStyle w:val="BodyText"/>
+      </w:pPr>
+      <w:r>
+        <w:rPr>
+          <w:i/>
+          <w:iCs/>
+        </w:rPr>
+        <w:t xml:space="preserve">후기 보강 (쿼리 생성 독립성, 피어 리딩 피드백 반영):</w:t>
+      </w:r>
+      <w:r>
+        <w:t xml:space="preserve"> </w:t>
+      </w:r>
+      <w:r>
+        <w:t xml:space="preserve">§6.5는 이제 50개 쿼리가 시스템 설계자와 동일인에 의해 작성되었음을 명시적으로 인정합니다. 편향 위험을 완화하기 위해 (a) 시스템 내부 동의어 목록이 아닌 KOSHA 기술지침 표제 및 확립된 한국 공학 어휘에서 도출된 그럴듯한 공학적 패러프레이징으로 쿼리 구성을 제한하였고, (b) 전체 쿼리 집합을</w:t>
+      </w:r>
+      <w:r>
+        <w:t xml:space="preserve"> </w:t>
+      </w:r>
+      <w:r>
+        <w:rPr>
+          <w:rStyle w:val="VerbatimChar"/>
+        </w:rPr>
+        <w:t xml:space="preserve">datasets/kosha_rag/rag_eval_queries.json</w:t>
+      </w:r>
+      <w:r>
+        <w:t xml:space="preserve"> </w:t>
+      </w:r>
+      <w:r>
+        <w:t xml:space="preserve">으로 독립 검사를 위해 공개하였으며, (c) 위의 실패 인벤토리를 보고하였습니다 — 7건 중 6건이</w:t>
+      </w:r>
+      <w:r>
+        <w:t xml:space="preserve"> </w:t>
+      </w:r>
+      <w:r>
+        <w:rPr>
+          <w:rStyle w:val="VerbatimChar"/>
+        </w:rPr>
+        <w:t xml:space="preserve">paraphrase_too_loose</w:t>
+      </w:r>
+      <w:r>
+        <w:t xml:space="preserve">에 속하며, 이는 독립적으로 작성된 쿼리 집합도 노출시킬 실패 모드입니다. 분리된 어노테이터 풀에 의한 독립 쿼리 집합 작성은 향후 작업 항목으로 문서화되어 있습니다(§8 Limitation 7).</w:t>
       </w:r>
     </w:p>
     <w:bookmarkEnd w:id="18"/>

--- a/docs/publication/submissions/jlp_revision_2026-05-08/_archive/RESPONSE_TO_REVIEWERS_KO_v2.docx
+++ b/docs/publication/submissions/jlp_revision_2026-05-08/_archive/RESPONSE_TO_REVIEWERS_KO_v2.docx
@@ -1898,7 +1898,55 @@
         <w:t xml:space="preserve"> </w:t>
       </w:r>
       <w:r>
-        <w:t xml:space="preserve">프레이밍은 아키텍처적 주장으로 보존되지만, 7개 학제 전반에 걸쳐 균등하게 검증된 경험적 증거로는 더 이상 제시되지 않습니다.</w:t>
+        <w:t xml:space="preserve">프레이밍은 아키텍처적 주장으로 보존되지만, 7개 학제 전반에 걸쳐 균등하게 검증된 경험적 증거로는 더 이상 제시되지 않습니다. §1의 신설</w:t>
+      </w:r>
+      <w:r>
+        <w:t xml:space="preserve"> </w:t>
+      </w:r>
+      <w:r>
+        <w:rPr>
+          <w:b/>
+          <w:bCs/>
+        </w:rPr>
+        <w:t xml:space="preserve">Scope statement</w:t>
+      </w:r>
+      <w:r>
+        <w:t xml:space="preserve"> </w:t>
+      </w:r>
+      <w:r>
+        <w:t xml:space="preserve">(및 §7 시작부의 짧은 §7.1 이전 단락)은</w:t>
+      </w:r>
+      <w:r>
+        <w:t xml:space="preserve"> </w:t>
+      </w:r>
+      <w:r>
+        <w:rPr>
+          <w:i/>
+          <w:iCs/>
+        </w:rPr>
+        <w:t xml:space="preserve">framework scope</w:t>
+      </w:r>
+      <w:r>
+        <w:t xml:space="preserve"> </w:t>
+      </w:r>
+      <w:r>
+        <w:t xml:space="preserve">(7개 학제와 4개 검증 계층에 걸친 아키텍처)와</w:t>
+      </w:r>
+      <w:r>
+        <w:t xml:space="preserve"> </w:t>
+      </w:r>
+      <w:r>
+        <w:rPr>
+          <w:i/>
+          <w:iCs/>
+        </w:rPr>
+        <w:t xml:space="preserve">validated scope</w:t>
+      </w:r>
+      <w:r>
+        <w:t xml:space="preserve"> </w:t>
+      </w:r>
+      <w:r>
+        <w:t xml:space="preserve">(가장 조밀한 경험적 근거는 piping-vessel에 집중; 나머지 학제 쌍은 탐색적)를 명시적으로 분리하여, 독자가 아키텍처적 7-discipline 주장을 균등하게 검증된 경험적 커버리지로 오독하지 못하도록 합니다.</w:t>
       </w:r>
     </w:p>
     <w:bookmarkEnd w:id="12"/>
@@ -2819,7 +2867,7 @@
         <w:t xml:space="preserve">implementation verification, not predictive validation</w:t>
       </w:r>
       <w:r>
-        <w:t xml:space="preserve">, in the sense of [reviewer 2’s recommendation]: the engines are deterministic rule-based calculators evaluated against cases derived from the same standards they implement. Perfect scores confirm that the implementation faithfully encodes the standards,</w:t>
+        <w:t xml:space="preserve">, in the sense developed in recent methodological discussions of synthetic-data evaluation: the engines are deterministic rule-based calculators evaluated against cases derived from the same standards they implement. Perfect scores confirm that the implementation faithfully encodes the standards,</w:t>
       </w:r>
       <w:r>
         <w:t xml:space="preserve"> </w:t>
@@ -2926,7 +2974,7 @@
         <w:t xml:space="preserve"> </w:t>
       </w:r>
       <w:r>
-        <w:t xml:space="preserve">우리는 이러한 결과를 [Reviewer 2의 권고]의 의미에서 의도적으로</w:t>
+        <w:t xml:space="preserve">우리는 이러한 결과를 합성 데이터 평가에 관한 최근 방법론적 논의에서 발전된 의미에서 의도적으로</w:t>
       </w:r>
       <w:r>
         <w:t xml:space="preserve"> </w:t>
@@ -3268,6 +3316,40 @@
       </w:r>
       <w:r>
         <w:t xml:space="preserve">주 저자는 12년 이상의 석유화학 EPC 경력을 가진 공정 플랜트 엔지니어이며, 계산 엔진 규칙과 케이스 구성은 해당 도메인 실무를 인코딩한 것입니다. 이를 독립 검증으로 주장하지 않으며 — 그것은 분리된 전문가 패널을 요구합니다 — §8 Limitation 7로 명시하고 외부 KOSHA PSM 감사관 대비 전향적 향후 연구 항목으로 문서화합니다.</w:t>
+      </w:r>
+    </w:p>
+    <w:p>
+      <w:pPr>
+        <w:pStyle w:val="BodyText"/>
+      </w:pPr>
+      <w:r>
+        <w:rPr>
+          <w:i/>
+          <w:iCs/>
+        </w:rPr>
+        <w:t xml:space="preserve">벤치마크 구성 독립성에 관하여 (본 개정 패스에서 확장):</w:t>
+      </w:r>
+      <w:r>
+        <w:t xml:space="preserve"> </w:t>
+      </w:r>
+      <w:r>
+        <w:t xml:space="preserve">R2.3에서 이미 다룬 쿼리 집합 작성자 caveat에 더하여, §6.1은 이제</w:t>
+      </w:r>
+      <w:r>
+        <w:t xml:space="preserve"> </w:t>
+      </w:r>
+      <w:r>
+        <w:rPr>
+          <w:b/>
+          <w:bCs/>
+        </w:rPr>
+        <w:t xml:space="preserve">Benchmark construction independence — known limitation</w:t>
+      </w:r>
+      <w:r>
+        <w:t xml:space="preserve"> </w:t>
+      </w:r>
+      <w:r>
+        <w:t xml:space="preserve">단락을 명시적으로 포함하여, 본 논문의 세 합성 케이스 데이터셋(§6.1의 220 골든 케이스, §6.3의 60 학제 간 시나리오, §6.5의 50 검색 쿼리) 전부가 시스템 저자에 의해 구성되었음을 인정합니다. 독립적 현장 일반화를 주장하지 않으며, 벤치마크는 아키텍처 커버리지를 시험하기 위해 설계되었고 어느 독자라도 독립적인 벤치마크를 구성하여 재실행할 수 있도록 전체 공개됩니다. 독립적 제3자 벤치마크 구성은 향후 작업으로 문서화되어 있으며(§8 Limitation 7), 합성 케이스 편향 인정과 R2.3의 쿼리 편향 인정을 정렬시킵니다.</w:t>
       </w:r>
     </w:p>
     <w:p>
@@ -4698,7 +4780,7 @@
         <w:t xml:space="preserve">)”</w:t>
       </w:r>
       <w:r>
-        <w:t xml:space="preserve">으로 재제목화되었으며, 프레이밍 단락은 리뷰어의 정확한 표현을 채택합니다:</w:t>
+        <w:t xml:space="preserve">으로 재제목화되었으며, 프레이밍 단락은 이 구분을 채택합니다:</w:t>
       </w:r>
       <w:r>
         <w:t xml:space="preserve"> </w:t>
@@ -4731,10 +4813,13 @@
           <w:i/>
           <w:iCs/>
         </w:rPr>
-        <w:t xml:space="preserve">, in the sense of [reviewer 2’s recommendation]”</w:t>
-      </w:r>
-      <w:r>
-        <w:t xml:space="preserve">. 결론도 이 프레이밍을 반영합니다.</w:t>
+        <w:t xml:space="preserve">, in the sense developed in recent methodological discussions of synthetic-data evaluation”</w:t>
+      </w:r>
+      <w:r>
+        <w:t xml:space="preserve"> </w:t>
+      </w:r>
+      <w:r>
+        <w:t xml:space="preserve">(블라인드 리뷰 형식 준수를 위해 본문 표현은 리뷰어 직접 귀속(attribution)을 피합니다). 결론도 이 프레이밍을 반영합니다.</w:t>
       </w:r>
       <w:r>
         <w:t xml:space="preserve"> </w:t>

--- a/docs/publication/submissions/jlp_revision_2026-05-08/_archive/RESPONSE_TO_REVIEWERS_KO_v2.docx
+++ b/docs/publication/submissions/jlp_revision_2026-05-08/_archive/RESPONSE_TO_REVIEWERS_KO_v2.docx
@@ -36,7 +36,7 @@
           <w:i/>
           <w:iCs/>
         </w:rPr>
-        <w:t xml:space="preserve">A KOSHA Regulatory Knowledge-Grounded Multi-Discipline AI Verification Framework for Process Plant Engineering</w:t>
+        <w:t xml:space="preserve">Detecting Jurisdiction Compliance Gaps in Process Plant Engineering with Regulatory RAG</w:t>
       </w:r>
       <w:r>
         <w:t xml:space="preserve">)</w:t>
@@ -93,7 +93,7 @@
         <w:t xml:space="preserve"> </w:t>
       </w:r>
       <w:r>
-        <w:t xml:space="preserve">2026-05-08</w:t>
+        <w:t xml:space="preserve">2026-05-10</w:t>
       </w:r>
     </w:p>
     <w:p>
